--- a/zht/docx/15.content.docx
+++ b/zht/docx/15.content.docx
@@ -1001,18 +1001,12 @@
         </w:rPr>
         <w:t>本章關於聖殿建造與重建聖殿敬拜的敘事，從</w:t>
       </w:r>
-      <w:hyperlink r:id="rId13">
-        <w:r>
-          <w:rPr>
-            <w:lang w:val="zh_TW" w:bidi="zh_TW"/>
-          </w:rPr>
-          <w:rPr>
-            <w:color w:val="0000EE"/>
-            <w:u w:val="single"/>
-          </w:rPr>
-          <w:t>四章5節</w:t>
-        </w:r>
-      </w:hyperlink>
+      <w:r>
+        <w:rPr>
+          <w:lang w:val="zh_TW" w:bidi="zh_TW"/>
+        </w:rPr>
+        <w:t>四章5節</w:t>
+      </w:r>
       <w:r>
         <w:rPr>
           <w:lang w:val="zh_TW" w:bidi="zh_TW"/>
@@ -1297,72 +1291,48 @@
           <w:lang w:val="zh_TW" w:bidi="zh_TW"/>
         </w:rPr>
       </w:r>
-      <w:hyperlink r:id="rId14">
-        <w:r>
-          <w:rPr>
-            <w:lang w:val="zh_TW" w:bidi="zh_TW"/>
-          </w:rPr>
-          <w:rPr>
-            <w:color w:val="0000EE"/>
-            <w:u w:val="single"/>
-          </w:rPr>
-          <w:t>七章1–5節</w:t>
-        </w:r>
-      </w:hyperlink>
+      <w:r>
+        <w:rPr>
+          <w:lang w:val="zh_TW" w:bidi="zh_TW"/>
+        </w:rPr>
+        <w:t>七章1–5節</w:t>
+      </w:r>
       <w:r>
         <w:rPr>
           <w:lang w:val="zh_TW" w:bidi="zh_TW"/>
         </w:rPr>
         <w:t>中以斯拉的家譜從以斯拉追溯到亞倫，共列出十六位祖先。正如古代家譜中常見的，這份名單幾乎可以肯定並未包括亞倫和以斯拉之間的所有世代。亞倫（</w:t>
       </w:r>
-      <w:hyperlink r:id="rId15">
-        <w:r>
-          <w:rPr>
-            <w:lang w:val="zh_TW" w:bidi="zh_TW"/>
-          </w:rPr>
-          <w:rPr>
-            <w:color w:val="0000EE"/>
-            <w:u w:val="single"/>
-          </w:rPr>
-          <w:t>7:5</w:t>
-        </w:r>
-      </w:hyperlink>
+      <w:r>
+        <w:rPr>
+          <w:lang w:val="zh_TW" w:bidi="zh_TW"/>
+        </w:rPr>
+        <w:t>7:5</w:t>
+      </w:r>
       <w:r>
         <w:rPr>
           <w:lang w:val="zh_TW" w:bidi="zh_TW"/>
         </w:rPr>
         <w:t>）是摩西律法下的第一位大祭司，也是第一位在會幕中事奉的祭司。亞撒利雅（</w:t>
       </w:r>
-      <w:hyperlink r:id="rId16">
-        <w:r>
-          <w:rPr>
-            <w:lang w:val="zh_TW" w:bidi="zh_TW"/>
-          </w:rPr>
-          <w:rPr>
-            <w:color w:val="0000EE"/>
-            <w:u w:val="single"/>
-          </w:rPr>
-          <w:t>7:3</w:t>
-        </w:r>
-      </w:hyperlink>
+      <w:r>
+        <w:rPr>
+          <w:lang w:val="zh_TW" w:bidi="zh_TW"/>
+        </w:rPr>
+        <w:t>7:3</w:t>
+      </w:r>
       <w:r>
         <w:rPr>
           <w:lang w:val="zh_TW" w:bidi="zh_TW"/>
         </w:rPr>
         <w:t>）是第一位在所羅門建造的聖殿中事奉的大祭司，本書在</w:t>
       </w:r>
-      <w:hyperlink r:id="rId17">
-        <w:r>
-          <w:rPr>
-            <w:lang w:val="zh_TW" w:bidi="zh_TW"/>
-          </w:rPr>
-          <w:rPr>
-            <w:color w:val="0000EE"/>
-            <w:u w:val="single"/>
-          </w:rPr>
-          <w:t>五章11節</w:t>
-        </w:r>
-      </w:hyperlink>
+      <w:r>
+        <w:rPr>
+          <w:lang w:val="zh_TW" w:bidi="zh_TW"/>
+        </w:rPr>
+        <w:t>五章11節</w:t>
+      </w:r>
       <w:r>
         <w:rPr>
           <w:lang w:val="zh_TW" w:bidi="zh_TW"/>
